--- a/docs/user-guide.docx
+++ b/docs/user-guide.docx
@@ -709,7 +709,7 @@
               <w:pStyle w:val="Compact"/>
             </w:pPr>
             <w:r>
-              <w:t xml:space="preserve">— (tulevikus riskivaade)</w:t>
+              <w:t xml:space="preserve">— (riskivaade)</w:t>
             </w:r>
           </w:p>
         </w:tc>

--- a/docs/user-guide.docx
+++ b/docs/user-guide.docx
@@ -18399,6 +18399,14 @@
       </w:pPr>
       <w:r>
         <w:t xml:space="preserve">Ettevõtte esindaja saab sisselogides vaadata oma ettevõtte riskitaset. Süsteem kontrollib TARA autentimise järel, kas isikul on äriregistri andmetel ettevõtja esindaja õigus.</w:t>
+      </w:r>
+    </w:p>
+    <w:p>
+      <w:pPr>
+        <w:pStyle w:val="BodyText"/>
+      </w:pPr>
+      <w:r>
+        <w:t xml:space="preserve">Sama riskiteavet saavad vaadata ka administraatorid ja volitatud ametnikud — kas kõigi ettevõtete loendina või konkreetse ettevõtte detailvaates.</w:t>
       </w:r>
     </w:p>
     <w:p>

--- a/docs/user-guide.docx
+++ b/docs/user-guide.docx
@@ -2,7 +2,7 @@
 <file path=word/document.xml><?xml version="1.0" encoding="utf-8"?>
 <w:document xmlns:w="http://schemas.openxmlformats.org/wordprocessingml/2006/main" xmlns:m="http://schemas.openxmlformats.org/officeDocument/2006/math" xmlns:r="http://schemas.openxmlformats.org/officeDocument/2006/relationships" xmlns:o="urn:schemas-microsoft-com:office:office" xmlns:v="urn:schemas-microsoft-com:vml" xmlns:w10="urn:schemas-microsoft-com:office:word" xmlns:a="http://schemas.openxmlformats.org/drawingml/2006/main" xmlns:pic="http://schemas.openxmlformats.org/drawingml/2006/picture" xmlns:wp="http://schemas.openxmlformats.org/drawingml/2006/wordprocessingDrawing">
   <w:body>
-    <w:bookmarkStart w:id="203" w:name="ljvis2-kasutajajuhend"/>
+    <w:bookmarkStart w:id="213" w:name="ljvis2-kasutajajuhend"/>
     <w:p>
       <w:pPr>
         <w:pStyle w:val="Heading1"/>
@@ -18556,7 +18556,749 @@
       </w:r>
     </w:p>
     <w:bookmarkEnd w:id="202"/>
+    <w:bookmarkStart w:id="203" w:name="auditilogi-vaatamine"/>
+    <w:p>
+      <w:pPr>
+        <w:pStyle w:val="Heading2"/>
+      </w:pPr>
+      <w:r>
+        <w:t xml:space="preserve">Auditilogi vaatamine</w:t>
+      </w:r>
+    </w:p>
+    <w:p>
+      <w:pPr>
+        <w:pStyle w:val="FirstParagraph"/>
+      </w:pPr>
+      <w:r>
+        <w:t xml:space="preserve">Auditilogi kuvab süsteemis toimunud olulisi tegevusi. See on abivahend, mille abil saab jälgida, kes millal mida tegi.</w:t>
+      </w:r>
+    </w:p>
     <w:bookmarkEnd w:id="203"/>
+    <w:bookmarkStart w:id="204" w:name="ligipääs"/>
+    <w:p>
+      <w:pPr>
+        <w:pStyle w:val="Heading2"/>
+      </w:pPr>
+      <w:r>
+        <w:t xml:space="preserve">Ligipääs</w:t>
+      </w:r>
+    </w:p>
+    <w:p>
+      <w:pPr>
+        <w:pStyle w:val="FirstParagraph"/>
+      </w:pPr>
+      <w:r>
+        <w:t xml:space="preserve">Auditilogi avamiseks vali menüüst</w:t>
+      </w:r>
+      <w:r>
+        <w:t xml:space="preserve"> </w:t>
+      </w:r>
+      <w:r>
+        <w:rPr>
+          <w:b/>
+          <w:bCs/>
+        </w:rPr>
+        <w:t xml:space="preserve">Haldus → Auditilogi</w:t>
+      </w:r>
+      <w:r>
+        <w:t xml:space="preserve">.</w:t>
+      </w:r>
+    </w:p>
+    <w:p>
+      <w:pPr>
+        <w:pStyle w:val="BodyText"/>
+      </w:pPr>
+      <w:r>
+        <w:t xml:space="preserve">Õigus:</w:t>
+      </w:r>
+      <w:r>
+        <w:t xml:space="preserve"> </w:t>
+      </w:r>
+      <w:r>
+        <w:rPr>
+          <w:rStyle w:val="VerbatimChar"/>
+        </w:rPr>
+        <w:t xml:space="preserve">audit.read</w:t>
+      </w:r>
+    </w:p>
+    <w:bookmarkEnd w:id="204"/>
+    <w:bookmarkStart w:id="205" w:name="mida-logitakse"/>
+    <w:p>
+      <w:pPr>
+        <w:pStyle w:val="Heading2"/>
+      </w:pPr>
+      <w:r>
+        <w:t xml:space="preserve">Mida logitakse</w:t>
+      </w:r>
+    </w:p>
+    <w:p>
+      <w:pPr>
+        <w:pStyle w:val="FirstParagraph"/>
+      </w:pPr>
+      <w:r>
+        <w:t xml:space="preserve">Auditilogi salvestab järgmised sündmused:</w:t>
+      </w:r>
+    </w:p>
+    <w:p>
+      <w:pPr>
+        <w:pStyle w:val="Compact"/>
+        <w:numPr>
+          <w:ilvl w:val="0"/>
+          <w:numId w:val="1052"/>
+        </w:numPr>
+      </w:pPr>
+      <w:r>
+        <w:t xml:space="preserve">kasutaja vaatamine ja muutmine</w:t>
+      </w:r>
+    </w:p>
+    <w:p>
+      <w:pPr>
+        <w:pStyle w:val="Compact"/>
+        <w:numPr>
+          <w:ilvl w:val="0"/>
+          <w:numId w:val="1052"/>
+        </w:numPr>
+      </w:pPr>
+      <w:r>
+        <w:t xml:space="preserve">kasutajagrupi muutmine</w:t>
+      </w:r>
+    </w:p>
+    <w:p>
+      <w:pPr>
+        <w:pStyle w:val="Compact"/>
+        <w:numPr>
+          <w:ilvl w:val="0"/>
+          <w:numId w:val="1052"/>
+        </w:numPr>
+      </w:pPr>
+      <w:r>
+        <w:t xml:space="preserve">klassifikaatori väärtuse muutmine</w:t>
+      </w:r>
+    </w:p>
+    <w:p>
+      <w:pPr>
+        <w:pStyle w:val="Compact"/>
+        <w:numPr>
+          <w:ilvl w:val="0"/>
+          <w:numId w:val="1052"/>
+        </w:numPr>
+      </w:pPr>
+      <w:r>
+        <w:t xml:space="preserve">vormide loomine, vaatamine ja muutmine</w:t>
+      </w:r>
+    </w:p>
+    <w:p>
+      <w:pPr>
+        <w:pStyle w:val="Compact"/>
+        <w:numPr>
+          <w:ilvl w:val="0"/>
+          <w:numId w:val="1052"/>
+        </w:numPr>
+      </w:pPr>
+      <w:r>
+        <w:t xml:space="preserve">autentimissündmused</w:t>
+      </w:r>
+    </w:p>
+    <w:bookmarkEnd w:id="205"/>
+    <w:bookmarkStart w:id="206" w:name="logi-kirje-koostis"/>
+    <w:p>
+      <w:pPr>
+        <w:pStyle w:val="Heading2"/>
+      </w:pPr>
+      <w:r>
+        <w:t xml:space="preserve">Logi kirje koostis</w:t>
+      </w:r>
+    </w:p>
+    <w:p>
+      <w:pPr>
+        <w:pStyle w:val="FirstParagraph"/>
+      </w:pPr>
+      <w:r>
+        <w:t xml:space="preserve">Iga kirje sisaldab:</w:t>
+      </w:r>
+    </w:p>
+    <w:tbl>
+      <w:tblPr>
+        <w:tblStyle w:val="Table"/>
+        <w:tblW w:type="auto" w:w="0"/>
+        <w:tblLook w:firstRow="1" w:lastRow="0" w:firstColumn="0" w:lastColumn="0" w:noHBand="0" w:noVBand="0" w:val="0020"/>
+      </w:tblPr>
+      <w:tblGrid>
+        <w:gridCol w:w="3960"/>
+        <w:gridCol w:w="3960"/>
+      </w:tblGrid>
+      <w:tr>
+        <w:trPr>
+          <w:tblHeader w:val="on"/>
+        </w:trPr>
+        <w:tc>
+          <w:tcPr/>
+          <w:p>
+            <w:pPr>
+              <w:pStyle w:val="Compact"/>
+            </w:pPr>
+            <w:r>
+              <w:t xml:space="preserve">Väli</w:t>
+            </w:r>
+          </w:p>
+        </w:tc>
+        <w:tc>
+          <w:tcPr/>
+          <w:p>
+            <w:pPr>
+              <w:pStyle w:val="Compact"/>
+            </w:pPr>
+            <w:r>
+              <w:t xml:space="preserve">Selgitus</w:t>
+            </w:r>
+          </w:p>
+        </w:tc>
+      </w:tr>
+      <w:tr>
+        <w:tc>
+          <w:tcPr/>
+          <w:p>
+            <w:pPr>
+              <w:pStyle w:val="Compact"/>
+            </w:pPr>
+            <w:r>
+              <w:t xml:space="preserve">Sündmuse tüüp</w:t>
+            </w:r>
+          </w:p>
+        </w:tc>
+        <w:tc>
+          <w:tcPr/>
+          <w:p>
+            <w:pPr>
+              <w:pStyle w:val="Compact"/>
+            </w:pPr>
+            <w:r>
+              <w:t xml:space="preserve">Näiteks</w:t>
+            </w:r>
+            <w:r>
+              <w:t xml:space="preserve"> </w:t>
+            </w:r>
+            <w:r>
+              <w:rPr>
+                <w:rStyle w:val="VerbatimChar"/>
+              </w:rPr>
+              <w:t xml:space="preserve">user.create</w:t>
+            </w:r>
+            <w:r>
+              <w:t xml:space="preserve">,</w:t>
+            </w:r>
+            <w:r>
+              <w:t xml:space="preserve"> </w:t>
+            </w:r>
+            <w:r>
+              <w:rPr>
+                <w:rStyle w:val="VerbatimChar"/>
+              </w:rPr>
+              <w:t xml:space="preserve">form.view</w:t>
+            </w:r>
+          </w:p>
+        </w:tc>
+      </w:tr>
+      <w:tr>
+        <w:tc>
+          <w:tcPr/>
+          <w:p>
+            <w:pPr>
+              <w:pStyle w:val="Compact"/>
+            </w:pPr>
+            <w:r>
+              <w:t xml:space="preserve">Kategooria</w:t>
+            </w:r>
+          </w:p>
+        </w:tc>
+        <w:tc>
+          <w:tcPr/>
+          <w:p>
+            <w:pPr>
+              <w:pStyle w:val="Compact"/>
+            </w:pPr>
+            <w:r>
+              <w:t xml:space="preserve">Kasutaja, vorm, klassifikaator jne</w:t>
+            </w:r>
+          </w:p>
+        </w:tc>
+      </w:tr>
+      <w:tr>
+        <w:tc>
+          <w:tcPr/>
+          <w:p>
+            <w:pPr>
+              <w:pStyle w:val="Compact"/>
+            </w:pPr>
+            <w:r>
+              <w:t xml:space="preserve">Tegija nimi</w:t>
+            </w:r>
+          </w:p>
+        </w:tc>
+        <w:tc>
+          <w:tcPr/>
+          <w:p>
+            <w:pPr>
+              <w:pStyle w:val="Compact"/>
+            </w:pPr>
+            <w:r>
+              <w:t xml:space="preserve">Kes tegevuse sooritas</w:t>
+            </w:r>
+          </w:p>
+        </w:tc>
+      </w:tr>
+      <w:tr>
+        <w:tc>
+          <w:tcPr/>
+          <w:p>
+            <w:pPr>
+              <w:pStyle w:val="Compact"/>
+            </w:pPr>
+            <w:r>
+              <w:t xml:space="preserve">Tegija isikukoodi räsi</w:t>
+            </w:r>
+          </w:p>
+        </w:tc>
+        <w:tc>
+          <w:tcPr/>
+          <w:p>
+            <w:pPr>
+              <w:pStyle w:val="Compact"/>
+            </w:pPr>
+            <w:r>
+              <w:t xml:space="preserve">Pseudonüümistatud isikukood</w:t>
+            </w:r>
+          </w:p>
+        </w:tc>
+      </w:tr>
+      <w:tr>
+        <w:tc>
+          <w:tcPr/>
+          <w:p>
+            <w:pPr>
+              <w:pStyle w:val="Compact"/>
+            </w:pPr>
+            <w:r>
+              <w:t xml:space="preserve">Kirjeldus</w:t>
+            </w:r>
+          </w:p>
+        </w:tc>
+        <w:tc>
+          <w:tcPr/>
+          <w:p>
+            <w:pPr>
+              <w:pStyle w:val="Compact"/>
+            </w:pPr>
+            <w:r>
+              <w:t xml:space="preserve">Inimloetav selgitus</w:t>
+            </w:r>
+          </w:p>
+        </w:tc>
+      </w:tr>
+      <w:tr>
+        <w:tc>
+          <w:tcPr/>
+          <w:p>
+            <w:pPr>
+              <w:pStyle w:val="Compact"/>
+            </w:pPr>
+            <w:r>
+              <w:t xml:space="preserve">Lisainfo</w:t>
+            </w:r>
+          </w:p>
+        </w:tc>
+        <w:tc>
+          <w:tcPr/>
+          <w:p>
+            <w:pPr>
+              <w:pStyle w:val="Compact"/>
+            </w:pPr>
+            <w:r>
+              <w:t xml:space="preserve">JSON-formaadis detailid</w:t>
+            </w:r>
+          </w:p>
+        </w:tc>
+      </w:tr>
+      <w:tr>
+        <w:tc>
+          <w:tcPr/>
+          <w:p>
+            <w:pPr>
+              <w:pStyle w:val="Compact"/>
+            </w:pPr>
+            <w:r>
+              <w:t xml:space="preserve">Ajatempel</w:t>
+            </w:r>
+          </w:p>
+        </w:tc>
+        <w:tc>
+          <w:tcPr/>
+          <w:p>
+            <w:pPr>
+              <w:pStyle w:val="Compact"/>
+            </w:pPr>
+            <w:r>
+              <w:t xml:space="preserve">Millal tegevus toimus</w:t>
+            </w:r>
+          </w:p>
+        </w:tc>
+      </w:tr>
+    </w:tbl>
+    <w:bookmarkEnd w:id="206"/>
+    <w:bookmarkStart w:id="210" w:name="logi-otsimine"/>
+    <w:p>
+      <w:pPr>
+        <w:pStyle w:val="Heading2"/>
+      </w:pPr>
+      <w:r>
+        <w:t xml:space="preserve">Logi otsimine</w:t>
+      </w:r>
+    </w:p>
+    <w:p>
+      <w:pPr>
+        <w:pStyle w:val="FirstParagraph"/>
+      </w:pPr>
+      <w:r>
+        <w:t xml:space="preserve">Auditilogi lehel saad:</w:t>
+      </w:r>
+    </w:p>
+    <w:p>
+      <w:pPr>
+        <w:pStyle w:val="Compact"/>
+        <w:numPr>
+          <w:ilvl w:val="0"/>
+          <w:numId w:val="1053"/>
+        </w:numPr>
+      </w:pPr>
+      <w:r>
+        <w:t xml:space="preserve">filtreerida sündmuse tüübi järgi</w:t>
+      </w:r>
+    </w:p>
+    <w:p>
+      <w:pPr>
+        <w:pStyle w:val="Compact"/>
+        <w:numPr>
+          <w:ilvl w:val="0"/>
+          <w:numId w:val="1053"/>
+        </w:numPr>
+      </w:pPr>
+      <w:r>
+        <w:t xml:space="preserve">otsida tegija nime järgi</w:t>
+      </w:r>
+    </w:p>
+    <w:p>
+      <w:pPr>
+        <w:pStyle w:val="Compact"/>
+        <w:numPr>
+          <w:ilvl w:val="0"/>
+          <w:numId w:val="1053"/>
+        </w:numPr>
+      </w:pPr>
+      <w:r>
+        <w:t xml:space="preserve">valida kuupäevavahemiku</w:t>
+      </w:r>
+    </w:p>
+    <w:p>
+      <w:pPr>
+        <w:pStyle w:val="Compact"/>
+        <w:numPr>
+          <w:ilvl w:val="0"/>
+          <w:numId w:val="1053"/>
+        </w:numPr>
+      </w:pPr>
+      <w:r>
+        <w:t xml:space="preserve">sorteerida ajatemplite järgi</w:t>
+      </w:r>
+    </w:p>
+    <w:p>
+      <w:pPr>
+        <w:pStyle w:val="Compact"/>
+        <w:numPr>
+          <w:ilvl w:val="0"/>
+          <w:numId w:val="1053"/>
+        </w:numPr>
+      </w:pPr>
+      <w:r>
+        <w:t xml:space="preserve">avada detailvaate, kus näidatakse täpsemaid andmeid ja JSON-i</w:t>
+      </w:r>
+    </w:p>
+    <w:p>
+      <w:pPr>
+        <w:pStyle w:val="FirstParagraph"/>
+      </w:pPr>
+      <w:r>
+        <w:drawing>
+          <wp:inline>
+            <wp:extent cx="5334000" cy="3645059"/>
+            <wp:effectExtent b="0" l="0" r="0" t="0"/>
+            <wp:docPr descr="" title="" id="208" name="Picture"/>
+            <a:graphic>
+              <a:graphicData uri="http://schemas.openxmlformats.org/drawingml/2006/picture">
+                <pic:pic>
+                  <pic:nvPicPr>
+                    <pic:cNvPr descr="_mermaid_images/mermaid_11_f32d616205.png" id="209" name="Picture"/>
+                    <pic:cNvPicPr>
+                      <a:picLocks noChangeArrowheads="1" noChangeAspect="1"/>
+                    </pic:cNvPicPr>
+                  </pic:nvPicPr>
+                  <pic:blipFill>
+                    <a:blip r:embed="rId207"/>
+                    <a:stretch>
+                      <a:fillRect/>
+                    </a:stretch>
+                  </pic:blipFill>
+                  <pic:spPr bwMode="auto">
+                    <a:xfrm>
+                      <a:off x="0" y="0"/>
+                      <a:ext cx="5334000" cy="3645059"/>
+                    </a:xfrm>
+                    <a:prstGeom prst="rect">
+                      <a:avLst/>
+                    </a:prstGeom>
+                    <a:noFill/>
+                    <a:ln w="9525">
+                      <a:noFill/>
+                      <a:headEnd/>
+                      <a:tailEnd/>
+                    </a:ln>
+                  </pic:spPr>
+                </pic:pic>
+              </a:graphicData>
+            </a:graphic>
+          </wp:inline>
+        </w:drawing>
+      </w:r>
+    </w:p>
+    <w:bookmarkEnd w:id="210"/>
+    <w:bookmarkStart w:id="211" w:name="räsiahela-kontroll"/>
+    <w:p>
+      <w:pPr>
+        <w:pStyle w:val="Heading2"/>
+      </w:pPr>
+      <w:r>
+        <w:t xml:space="preserve">Räsiahela kontroll</w:t>
+      </w:r>
+    </w:p>
+    <w:p>
+      <w:pPr>
+        <w:pStyle w:val="FirstParagraph"/>
+      </w:pPr>
+      <w:r>
+        <w:t xml:space="preserve">Auditilogi on varustatud räsiahelaga, mis tagab, et ükski kirje ei oleks vaikimisi muudetud. Räsiahela kontrolli saab teha eraldi funktsiooniga, kui seda on õigus kasutada.</w:t>
+      </w:r>
+    </w:p>
+    <w:bookmarkEnd w:id="211"/>
+    <w:bookmarkStart w:id="212" w:name="näited-sündmustest"/>
+    <w:p>
+      <w:pPr>
+        <w:pStyle w:val="Heading2"/>
+      </w:pPr>
+      <w:r>
+        <w:t xml:space="preserve">Näited sündmustest</w:t>
+      </w:r>
+    </w:p>
+    <w:tbl>
+      <w:tblPr>
+        <w:tblStyle w:val="Table"/>
+        <w:tblW w:type="auto" w:w="0"/>
+        <w:tblLook w:firstRow="1" w:lastRow="0" w:firstColumn="0" w:lastColumn="0" w:noHBand="0" w:noVBand="0" w:val="0020"/>
+      </w:tblPr>
+      <w:tblGrid>
+        <w:gridCol w:w="3960"/>
+        <w:gridCol w:w="3960"/>
+      </w:tblGrid>
+      <w:tr>
+        <w:trPr>
+          <w:tblHeader w:val="on"/>
+        </w:trPr>
+        <w:tc>
+          <w:tcPr/>
+          <w:p>
+            <w:pPr>
+              <w:pStyle w:val="Compact"/>
+            </w:pPr>
+            <w:r>
+              <w:t xml:space="preserve">Sündmus</w:t>
+            </w:r>
+          </w:p>
+        </w:tc>
+        <w:tc>
+          <w:tcPr/>
+          <w:p>
+            <w:pPr>
+              <w:pStyle w:val="Compact"/>
+            </w:pPr>
+            <w:r>
+              <w:t xml:space="preserve">Selgitus</w:t>
+            </w:r>
+          </w:p>
+        </w:tc>
+      </w:tr>
+      <w:tr>
+        <w:tc>
+          <w:tcPr/>
+          <w:p>
+            <w:pPr>
+              <w:pStyle w:val="Compact"/>
+            </w:pPr>
+            <w:r>
+              <w:rPr>
+                <w:rStyle w:val="VerbatimChar"/>
+              </w:rPr>
+              <w:t xml:space="preserve">user.create</w:t>
+            </w:r>
+          </w:p>
+        </w:tc>
+        <w:tc>
+          <w:tcPr/>
+          <w:p>
+            <w:pPr>
+              <w:pStyle w:val="Compact"/>
+            </w:pPr>
+            <w:r>
+              <w:t xml:space="preserve">Uus kasutaja loodud</w:t>
+            </w:r>
+          </w:p>
+        </w:tc>
+      </w:tr>
+      <w:tr>
+        <w:tc>
+          <w:tcPr/>
+          <w:p>
+            <w:pPr>
+              <w:pStyle w:val="Compact"/>
+            </w:pPr>
+            <w:r>
+              <w:rPr>
+                <w:rStyle w:val="VerbatimChar"/>
+              </w:rPr>
+              <w:t xml:space="preserve">user.update</w:t>
+            </w:r>
+          </w:p>
+        </w:tc>
+        <w:tc>
+          <w:tcPr/>
+          <w:p>
+            <w:pPr>
+              <w:pStyle w:val="Compact"/>
+            </w:pPr>
+            <w:r>
+              <w:t xml:space="preserve">Kasutaja andmed muudetud</w:t>
+            </w:r>
+          </w:p>
+        </w:tc>
+      </w:tr>
+      <w:tr>
+        <w:tc>
+          <w:tcPr/>
+          <w:p>
+            <w:pPr>
+              <w:pStyle w:val="Compact"/>
+            </w:pPr>
+            <w:r>
+              <w:rPr>
+                <w:rStyle w:val="VerbatimChar"/>
+              </w:rPr>
+              <w:t xml:space="preserve">user_group.update</w:t>
+            </w:r>
+          </w:p>
+        </w:tc>
+        <w:tc>
+          <w:tcPr/>
+          <w:p>
+            <w:pPr>
+              <w:pStyle w:val="Compact"/>
+            </w:pPr>
+            <w:r>
+              <w:t xml:space="preserve">Kasutajagrupi andmed muudetud</w:t>
+            </w:r>
+          </w:p>
+        </w:tc>
+      </w:tr>
+      <w:tr>
+        <w:tc>
+          <w:tcPr/>
+          <w:p>
+            <w:pPr>
+              <w:pStyle w:val="Compact"/>
+            </w:pPr>
+            <w:r>
+              <w:rPr>
+                <w:rStyle w:val="VerbatimChar"/>
+              </w:rPr>
+              <w:t xml:space="preserve">classifier_value.update</w:t>
+            </w:r>
+          </w:p>
+        </w:tc>
+        <w:tc>
+          <w:tcPr/>
+          <w:p>
+            <w:pPr>
+              <w:pStyle w:val="Compact"/>
+            </w:pPr>
+            <w:r>
+              <w:t xml:space="preserve">Klassifikaatori väärtus muudetud</w:t>
+            </w:r>
+          </w:p>
+        </w:tc>
+      </w:tr>
+      <w:tr>
+        <w:tc>
+          <w:tcPr/>
+          <w:p>
+            <w:pPr>
+              <w:pStyle w:val="Compact"/>
+            </w:pPr>
+            <w:r>
+              <w:rPr>
+                <w:rStyle w:val="VerbatimChar"/>
+              </w:rPr>
+              <w:t xml:space="preserve">form.create</w:t>
+            </w:r>
+          </w:p>
+        </w:tc>
+        <w:tc>
+          <w:tcPr/>
+          <w:p>
+            <w:pPr>
+              <w:pStyle w:val="Compact"/>
+            </w:pPr>
+            <w:r>
+              <w:t xml:space="preserve">Uus vorm loodud</w:t>
+            </w:r>
+          </w:p>
+        </w:tc>
+      </w:tr>
+      <w:tr>
+        <w:tc>
+          <w:tcPr/>
+          <w:p>
+            <w:pPr>
+              <w:pStyle w:val="Compact"/>
+            </w:pPr>
+            <w:r>
+              <w:rPr>
+                <w:rStyle w:val="VerbatimChar"/>
+              </w:rPr>
+              <w:t xml:space="preserve">form.view</w:t>
+            </w:r>
+          </w:p>
+        </w:tc>
+        <w:tc>
+          <w:tcPr/>
+          <w:p>
+            <w:pPr>
+              <w:pStyle w:val="Compact"/>
+            </w:pPr>
+            <w:r>
+              <w:t xml:space="preserve">Vormi vaadati</w:t>
+            </w:r>
+          </w:p>
+        </w:tc>
+      </w:tr>
+    </w:tbl>
+    <w:bookmarkEnd w:id="212"/>
+    <w:bookmarkEnd w:id="213"/>
     <w:sectPr>
       <w:footnotePr>
         <w:numRestart w:val="eachSect"/>
@@ -19198,6 +19940,12 @@
     <w:abstractNumId w:val="991"/>
   </w:num>
   <w:num w:numId="1051">
+    <w:abstractNumId w:val="991"/>
+  </w:num>
+  <w:num w:numId="1052">
+    <w:abstractNumId w:val="991"/>
+  </w:num>
+  <w:num w:numId="1053">
     <w:abstractNumId w:val="991"/>
   </w:num>
 </w:numbering>

--- a/docs/user-guide.docx
+++ b/docs/user-guide.docx
@@ -2,7 +2,7 @@
 <file path=word/document.xml><?xml version="1.0" encoding="utf-8"?>
 <w:document xmlns:w="http://schemas.openxmlformats.org/wordprocessingml/2006/main" xmlns:m="http://schemas.openxmlformats.org/officeDocument/2006/math" xmlns:r="http://schemas.openxmlformats.org/officeDocument/2006/relationships" xmlns:o="urn:schemas-microsoft-com:office:office" xmlns:v="urn:schemas-microsoft-com:vml" xmlns:w10="urn:schemas-microsoft-com:office:word" xmlns:a="http://schemas.openxmlformats.org/drawingml/2006/main" xmlns:pic="http://schemas.openxmlformats.org/drawingml/2006/picture" xmlns:wp="http://schemas.openxmlformats.org/drawingml/2006/wordprocessingDrawing">
   <w:body>
-    <w:bookmarkStart w:id="213" w:name="ljvis2-kasutajajuhend"/>
+    <w:bookmarkStart w:id="215" w:name="ljvis2-kasutajajuhend"/>
     <w:p>
       <w:pPr>
         <w:pStyle w:val="Heading1"/>
@@ -16657,7 +16657,7 @@
         <w:pStyle w:val="FirstParagraph"/>
       </w:pPr>
       <w:r>
-        <w:t xml:space="preserve">Kontrollaktidele saab lisada manuseid, näiteks fotosid, tõendeid või dokumentide koopiaid.</w:t>
+        <w:t xml:space="preserve">Kontrollaktidele saab lisada manuseid, näiteks fotosid, tõendeid või dokumentide koopiaid. Manused salvestatakse S3-kõlbulikku objektihoidlasse ja nende kirjed andmebaasi.</w:t>
       </w:r>
     </w:p>
     <w:bookmarkEnd w:id="167"/>
@@ -16726,6 +16726,30 @@
         <w:t xml:space="preserve">tööinspektsioon</w:t>
       </w:r>
     </w:p>
+    <w:p>
+      <w:pPr>
+        <w:pStyle w:val="Compact"/>
+        <w:numPr>
+          <w:ilvl w:val="0"/>
+          <w:numId w:val="1043"/>
+        </w:numPr>
+      </w:pPr>
+      <w:r>
+        <w:t xml:space="preserve">hea maine</w:t>
+      </w:r>
+    </w:p>
+    <w:p>
+      <w:pPr>
+        <w:pStyle w:val="Compact"/>
+        <w:numPr>
+          <w:ilvl w:val="0"/>
+          <w:numId w:val="1043"/>
+        </w:numPr>
+      </w:pPr>
+      <w:r>
+        <w:t xml:space="preserve">välisriigis toimunud rikkumise akt</w:t>
+      </w:r>
+    </w:p>
     <w:bookmarkEnd w:id="168"/>
     <w:bookmarkStart w:id="172" w:name="manuse-lisamise-sammud"/>
     <w:p>
@@ -16743,14 +16767,14 @@
       <w:r>
         <w:drawing>
           <wp:inline>
-            <wp:extent cx="5334000" cy="4137316"/>
+            <wp:extent cx="5334000" cy="2945946"/>
             <wp:effectExtent b="0" l="0" r="0" t="0"/>
             <wp:docPr descr="" title="" id="170" name="Picture"/>
             <a:graphic>
               <a:graphicData uri="http://schemas.openxmlformats.org/drawingml/2006/picture">
                 <pic:pic>
                   <pic:nvPicPr>
-                    <pic:cNvPr descr="_mermaid_images/mermaid_7_6ea886c570.png" id="171" name="Picture"/>
+                    <pic:cNvPr descr="_mermaid_images/mermaid_7_13592647b6.png" id="171" name="Picture"/>
                     <pic:cNvPicPr>
                       <a:picLocks noChangeArrowheads="1" noChangeAspect="1"/>
                     </pic:cNvPicPr>
@@ -16764,7 +16788,7 @@
                   <pic:spPr bwMode="auto">
                     <a:xfrm>
                       <a:off x="0" y="0"/>
-                      <a:ext cx="5334000" cy="4137316"/>
+                      <a:ext cx="5334000" cy="2945946"/>
                     </a:xfrm>
                     <a:prstGeom prst="rect">
                       <a:avLst/>
@@ -16784,13 +16808,13 @@
       </w:r>
     </w:p>
     <w:bookmarkEnd w:id="172"/>
-    <w:bookmarkStart w:id="173" w:name="faili-tüüp"/>
+    <w:bookmarkStart w:id="173" w:name="lubatud-failiformaadid"/>
     <w:p>
       <w:pPr>
         <w:pStyle w:val="Heading2"/>
       </w:pPr>
       <w:r>
-        <w:t xml:space="preserve">Faili tüüp</w:t>
+        <w:t xml:space="preserve">Lubatud failiformaadid</w:t>
       </w:r>
     </w:p>
     <w:p>
@@ -16798,7 +16822,302 @@
         <w:pStyle w:val="FirstParagraph"/>
       </w:pPr>
       <w:r>
-        <w:t xml:space="preserve">Iga fail peab olema märgitud tüübiga, mis selgitab, mida fail kujutab. Näiteks:</w:t>
+        <w:t xml:space="preserve">S3 laadimisel ja kasutajaliideses aktsepteeritakse järgmisi faile:</w:t>
+      </w:r>
+    </w:p>
+    <w:tbl>
+      <w:tblPr>
+        <w:tblStyle w:val="Table"/>
+        <w:tblW w:type="auto" w:w="0"/>
+        <w:tblLook w:firstRow="1" w:lastRow="0" w:firstColumn="0" w:lastColumn="0" w:noHBand="0" w:noVBand="0" w:val="0020"/>
+      </w:tblPr>
+      <w:tblGrid>
+        <w:gridCol w:w="2640"/>
+        <w:gridCol w:w="2640"/>
+        <w:gridCol w:w="2640"/>
+      </w:tblGrid>
+      <w:tr>
+        <w:trPr>
+          <w:tblHeader w:val="on"/>
+        </w:trPr>
+        <w:tc>
+          <w:tcPr/>
+          <w:p>
+            <w:pPr>
+              <w:pStyle w:val="Compact"/>
+            </w:pPr>
+            <w:r>
+              <w:t xml:space="preserve">Laiend</w:t>
+            </w:r>
+          </w:p>
+        </w:tc>
+        <w:tc>
+          <w:tcPr/>
+          <w:p>
+            <w:pPr>
+              <w:pStyle w:val="Compact"/>
+            </w:pPr>
+            <w:r>
+              <w:t xml:space="preserve">MIME-tüüp</w:t>
+            </w:r>
+          </w:p>
+        </w:tc>
+        <w:tc>
+          <w:tcPr/>
+          <w:p>
+            <w:pPr>
+              <w:pStyle w:val="Compact"/>
+            </w:pPr>
+            <w:r>
+              <w:t xml:space="preserve">Märkus</w:t>
+            </w:r>
+          </w:p>
+        </w:tc>
+      </w:tr>
+      <w:tr>
+        <w:tc>
+          <w:tcPr/>
+          <w:p>
+            <w:pPr>
+              <w:pStyle w:val="Compact"/>
+            </w:pPr>
+            <w:r>
+              <w:rPr>
+                <w:rStyle w:val="VerbatimChar"/>
+              </w:rPr>
+              <w:t xml:space="preserve">.pdf</w:t>
+            </w:r>
+          </w:p>
+        </w:tc>
+        <w:tc>
+          <w:tcPr/>
+          <w:p>
+            <w:pPr>
+              <w:pStyle w:val="Compact"/>
+            </w:pPr>
+            <w:r>
+              <w:rPr>
+                <w:rStyle w:val="VerbatimChar"/>
+              </w:rPr>
+              <w:t xml:space="preserve">application/pdf</w:t>
+            </w:r>
+          </w:p>
+        </w:tc>
+        <w:tc>
+          <w:tcPr/>
+          <w:p>
+            <w:pPr>
+              <w:pStyle w:val="Compact"/>
+            </w:pPr>
+            <w:r>
+              <w:t xml:space="preserve">Aruanded, tõendid</w:t>
+            </w:r>
+          </w:p>
+        </w:tc>
+      </w:tr>
+      <w:tr>
+        <w:tc>
+          <w:tcPr/>
+          <w:p>
+            <w:pPr>
+              <w:pStyle w:val="Compact"/>
+            </w:pPr>
+            <w:r>
+              <w:rPr>
+                <w:rStyle w:val="VerbatimChar"/>
+              </w:rPr>
+              <w:t xml:space="preserve">.jpg</w:t>
+            </w:r>
+            <w:r>
+              <w:t xml:space="preserve">,</w:t>
+            </w:r>
+            <w:r>
+              <w:t xml:space="preserve"> </w:t>
+            </w:r>
+            <w:r>
+              <w:rPr>
+                <w:rStyle w:val="VerbatimChar"/>
+              </w:rPr>
+              <w:t xml:space="preserve">.jpeg</w:t>
+            </w:r>
+          </w:p>
+        </w:tc>
+        <w:tc>
+          <w:tcPr/>
+          <w:p>
+            <w:pPr>
+              <w:pStyle w:val="Compact"/>
+            </w:pPr>
+            <w:r>
+              <w:rPr>
+                <w:rStyle w:val="VerbatimChar"/>
+              </w:rPr>
+              <w:t xml:space="preserve">image/jpeg</w:t>
+            </w:r>
+          </w:p>
+        </w:tc>
+        <w:tc>
+          <w:tcPr/>
+          <w:p>
+            <w:pPr>
+              <w:pStyle w:val="Compact"/>
+            </w:pPr>
+            <w:r>
+              <w:t xml:space="preserve">Fotod</w:t>
+            </w:r>
+          </w:p>
+        </w:tc>
+      </w:tr>
+      <w:tr>
+        <w:tc>
+          <w:tcPr/>
+          <w:p>
+            <w:pPr>
+              <w:pStyle w:val="Compact"/>
+            </w:pPr>
+            <w:r>
+              <w:rPr>
+                <w:rStyle w:val="VerbatimChar"/>
+              </w:rPr>
+              <w:t xml:space="preserve">.png</w:t>
+            </w:r>
+          </w:p>
+        </w:tc>
+        <w:tc>
+          <w:tcPr/>
+          <w:p>
+            <w:pPr>
+              <w:pStyle w:val="Compact"/>
+            </w:pPr>
+            <w:r>
+              <w:rPr>
+                <w:rStyle w:val="VerbatimChar"/>
+              </w:rPr>
+              <w:t xml:space="preserve">image/png</w:t>
+            </w:r>
+          </w:p>
+        </w:tc>
+        <w:tc>
+          <w:tcPr/>
+          <w:p>
+            <w:pPr>
+              <w:pStyle w:val="Compact"/>
+            </w:pPr>
+            <w:r>
+              <w:t xml:space="preserve">Fotod, joonised</w:t>
+            </w:r>
+          </w:p>
+        </w:tc>
+      </w:tr>
+      <w:tr>
+        <w:tc>
+          <w:tcPr/>
+          <w:p>
+            <w:pPr>
+              <w:pStyle w:val="Compact"/>
+            </w:pPr>
+            <w:r>
+              <w:rPr>
+                <w:rStyle w:val="VerbatimChar"/>
+              </w:rPr>
+              <w:t xml:space="preserve">.tiff</w:t>
+            </w:r>
+          </w:p>
+        </w:tc>
+        <w:tc>
+          <w:tcPr/>
+          <w:p>
+            <w:pPr>
+              <w:pStyle w:val="Compact"/>
+            </w:pPr>
+            <w:r>
+              <w:rPr>
+                <w:rStyle w:val="VerbatimChar"/>
+              </w:rPr>
+              <w:t xml:space="preserve">image/tiff</w:t>
+            </w:r>
+          </w:p>
+        </w:tc>
+        <w:tc>
+          <w:tcPr/>
+          <w:p>
+            <w:pPr>
+              <w:pStyle w:val="Compact"/>
+            </w:pPr>
+            <w:r>
+              <w:t xml:space="preserve">Kõrge eraldusvõimega pildid</w:t>
+            </w:r>
+          </w:p>
+        </w:tc>
+      </w:tr>
+    </w:tbl>
+    <w:p>
+      <w:pPr>
+        <w:pStyle w:val="BodyText"/>
+      </w:pPr>
+      <w:r>
+        <w:t xml:space="preserve">Lisaks võib serveri seadistuses (</w:t>
+      </w:r>
+      <w:r>
+        <w:rPr>
+          <w:rStyle w:val="VerbatimChar"/>
+        </w:rPr>
+        <w:t xml:space="preserve">S3_ALLOWED_MIME_TYPES</w:t>
+      </w:r>
+      <w:r>
+        <w:t xml:space="preserve">) lubada ka</w:t>
+      </w:r>
+      <w:r>
+        <w:t xml:space="preserve"> </w:t>
+      </w:r>
+      <w:r>
+        <w:rPr>
+          <w:rStyle w:val="VerbatimChar"/>
+        </w:rPr>
+        <w:t xml:space="preserve">.asics</w:t>
+      </w:r>
+      <w:r>
+        <w:t xml:space="preserve">,</w:t>
+      </w:r>
+      <w:r>
+        <w:t xml:space="preserve"> </w:t>
+      </w:r>
+      <w:r>
+        <w:rPr>
+          <w:rStyle w:val="VerbatimChar"/>
+        </w:rPr>
+        <w:t xml:space="preserve">.doc</w:t>
+      </w:r>
+      <w:r>
+        <w:t xml:space="preserve"> </w:t>
+      </w:r>
+      <w:r>
+        <w:t xml:space="preserve">ja</w:t>
+      </w:r>
+      <w:r>
+        <w:t xml:space="preserve"> </w:t>
+      </w:r>
+      <w:r>
+        <w:rPr>
+          <w:rStyle w:val="VerbatimChar"/>
+        </w:rPr>
+        <w:t xml:space="preserve">.docx</w:t>
+      </w:r>
+      <w:r>
+        <w:t xml:space="preserve"> </w:t>
+      </w:r>
+      <w:r>
+        <w:t xml:space="preserve">faile, kuid frontend hetkel piirab valikut eelkõige PDF ja pildifailidega.</w:t>
+      </w:r>
+    </w:p>
+    <w:bookmarkEnd w:id="173"/>
+    <w:bookmarkStart w:id="174" w:name="faili-piirangud"/>
+    <w:p>
+      <w:pPr>
+        <w:pStyle w:val="Heading2"/>
+      </w:pPr>
+      <w:r>
+        <w:t xml:space="preserve">Faili piirangud</w:t>
       </w:r>
     </w:p>
     <w:p>
@@ -16810,7 +17129,14 @@
         </w:numPr>
       </w:pPr>
       <w:r>
-        <w:t xml:space="preserve">dokumendifoto</w:t>
+        <w:rPr>
+          <w:b/>
+          <w:bCs/>
+        </w:rPr>
+        <w:t xml:space="preserve">Maksimaalne failisuurus kasutajaliideses</w:t>
+      </w:r>
+      <w:r>
+        <w:t xml:space="preserve">: 10 MB</w:t>
       </w:r>
     </w:p>
     <w:p>
@@ -16822,7 +17148,14 @@
         </w:numPr>
       </w:pPr>
       <w:r>
-        <w:t xml:space="preserve">tõend</w:t>
+        <w:rPr>
+          <w:b/>
+          <w:bCs/>
+        </w:rPr>
+        <w:t xml:space="preserve">Maksimaalne failisuurus S3 proxy konfiguratsioonis</w:t>
+      </w:r>
+      <w:r>
+        <w:t xml:space="preserve">: 20 MB (vaikeväärtus)</w:t>
       </w:r>
     </w:p>
     <w:p>
@@ -16834,7 +17167,14 @@
         </w:numPr>
       </w:pPr>
       <w:r>
-        <w:t xml:space="preserve">lisamaterjal</w:t>
+        <w:rPr>
+          <w:b/>
+          <w:bCs/>
+        </w:rPr>
+        <w:t xml:space="preserve">Maksimaalne failinime pikkus</w:t>
+      </w:r>
+      <w:r>
+        <w:t xml:space="preserve">: 200 tähemärki (vaikeväärtus)</w:t>
       </w:r>
     </w:p>
     <w:p>
@@ -16846,17 +17186,25 @@
         </w:numPr>
       </w:pPr>
       <w:r>
-        <w:t xml:space="preserve">kontrolli foto</w:t>
-      </w:r>
-    </w:p>
-    <w:bookmarkEnd w:id="173"/>
-    <w:bookmarkStart w:id="174" w:name="faili-piirangud"/>
+        <w:t xml:space="preserve">Iga fail on seotud konkreetse vormi tüübi ja vormi numbri ning originaalse failinimega</w:t>
+      </w:r>
+    </w:p>
+    <w:bookmarkEnd w:id="174"/>
+    <w:bookmarkStart w:id="175" w:name="faili-tüüp"/>
     <w:p>
       <w:pPr>
         <w:pStyle w:val="Heading2"/>
       </w:pPr>
       <w:r>
-        <w:t xml:space="preserve">Faili piirangud</w:t>
+        <w:t xml:space="preserve">Faili tüüp</w:t>
+      </w:r>
+    </w:p>
+    <w:p>
+      <w:pPr>
+        <w:pStyle w:val="FirstParagraph"/>
+      </w:pPr>
+      <w:r>
+        <w:t xml:space="preserve">Iga fail peab olema märgitud tüübiga, mis selgitab, mida fail kujutab. Näiteks:</w:t>
       </w:r>
     </w:p>
     <w:p>
@@ -16868,7 +17216,7 @@
         </w:numPr>
       </w:pPr>
       <w:r>
-        <w:t xml:space="preserve">Maksimaalne failisuurus: 25 MB (võib sõltuda seadistusest)</w:t>
+        <w:t xml:space="preserve">dokumendifoto</w:t>
       </w:r>
     </w:p>
     <w:p>
@@ -16880,7 +17228,7 @@
         </w:numPr>
       </w:pPr>
       <w:r>
-        <w:t xml:space="preserve">Lubatud formaadid: PDF, JPG, PNG</w:t>
+        <w:t xml:space="preserve">tõend</w:t>
       </w:r>
     </w:p>
     <w:p>
@@ -16892,11 +17240,23 @@
         </w:numPr>
       </w:pPr>
       <w:r>
-        <w:t xml:space="preserve">Iga fail on seotud konkreetse vormiga ja vormi numbri ning faili tüübiga</w:t>
-      </w:r>
-    </w:p>
-    <w:bookmarkEnd w:id="174"/>
-    <w:bookmarkStart w:id="175" w:name="failide-kustutamine"/>
+        <w:t xml:space="preserve">lisamaterjal</w:t>
+      </w:r>
+    </w:p>
+    <w:p>
+      <w:pPr>
+        <w:pStyle w:val="Compact"/>
+        <w:numPr>
+          <w:ilvl w:val="0"/>
+          <w:numId w:val="1045"/>
+        </w:numPr>
+      </w:pPr>
+      <w:r>
+        <w:t xml:space="preserve">kontrolli foto</w:t>
+      </w:r>
+    </w:p>
+    <w:bookmarkEnd w:id="175"/>
+    <w:bookmarkStart w:id="176" w:name="failide-kustutamine"/>
     <w:p>
       <w:pPr>
         <w:pStyle w:val="Heading2"/>
@@ -16910,11 +17270,36 @@
         <w:pStyle w:val="FirstParagraph"/>
       </w:pPr>
       <w:r>
-        <w:t xml:space="preserve">Manuseid saab kustutada enne vormi kinnitamist. Pärast kinnitamist ei saa manuseid enam lisada ega kustutada.</w:t>
-      </w:r>
-    </w:p>
-    <w:bookmarkEnd w:id="175"/>
-    <w:bookmarkStart w:id="176" w:name="failide-allalaadimine"/>
+        <w:t xml:space="preserve">Manuseid saab peita enne vormi kinnitamist. Pärast kinnitamist ei saa manuseid enam lisada ega kustutada. Kustutamine on</w:t>
+      </w:r>
+      <w:r>
+        <w:t xml:space="preserve"> </w:t>
+      </w:r>
+      <w:r>
+        <w:rPr>
+          <w:b/>
+          <w:bCs/>
+        </w:rPr>
+        <w:t xml:space="preserve">pehme kustutamine</w:t>
+      </w:r>
+      <w:r>
+        <w:t xml:space="preserve">: faili kirje andmebaasis märgistatakse staatusega</w:t>
+      </w:r>
+      <w:r>
+        <w:t xml:space="preserve"> </w:t>
+      </w:r>
+      <w:r>
+        <w:rPr>
+          <w:rStyle w:val="VerbatimChar"/>
+        </w:rPr>
+        <w:t xml:space="preserve">deleted</w:t>
+      </w:r>
+      <w:r>
+        <w:t xml:space="preserve">, kuid fail jääb S3 hoiularuumi.</w:t>
+      </w:r>
+    </w:p>
+    <w:bookmarkEnd w:id="176"/>
+    <w:bookmarkStart w:id="177" w:name="failide-allalaadimine"/>
     <w:p>
       <w:pPr>
         <w:pStyle w:val="Heading2"/>
@@ -16928,16 +17313,62 @@
         <w:pStyle w:val="FirstParagraph"/>
       </w:pPr>
       <w:r>
-        <w:t xml:space="preserve">Kinnitatud vormi vaates saab kõiki manuseid alla laadida. Klõpsake faili nime või allalaadimise ikooni.</w:t>
-      </w:r>
-    </w:p>
-    <w:bookmarkEnd w:id="176"/>
-    <w:bookmarkStart w:id="177" w:name="vormide-vaatamine-ja-ajalugu"/>
+        <w:t xml:space="preserve">Vormi vaates saab igat aktiivset manust alla laadida. Klõpsake faili nime. Süsteem küsib S3 proxy-lt ajutise allalaadimise lingi (presigned URL) ja avab selle uues vahekaardis.</w:t>
+      </w:r>
+    </w:p>
+    <w:bookmarkEnd w:id="177"/>
+    <w:bookmarkStart w:id="178" w:name="failide-ajalooline-vaade"/>
     <w:p>
       <w:pPr>
         <w:pStyle w:val="Heading2"/>
       </w:pPr>
       <w:r>
+        <w:t xml:space="preserve">Failide ajalooline vaade</w:t>
+      </w:r>
+    </w:p>
+    <w:p>
+      <w:pPr>
+        <w:pStyle w:val="FirstParagraph"/>
+      </w:pPr>
+      <w:r>
+        <w:t xml:space="preserve">Kui sama nimega fail uuesti üles laetakse, luuakse andmebaasi uus kirje, kuid S3 võti jääb samaks. Seega näeb ajalugu eelkõige andmebaasi</w:t>
+      </w:r>
+      <w:r>
+        <w:t xml:space="preserve"> </w:t>
+      </w:r>
+      <w:r>
+        <w:rPr>
+          <w:rStyle w:val="VerbatimChar"/>
+        </w:rPr>
+        <w:t xml:space="preserve">forms.form_attachment</w:t>
+      </w:r>
+      <w:r>
+        <w:t xml:space="preserve"> </w:t>
+      </w:r>
+      <w:r>
+        <w:t xml:space="preserve">tabeli kirjetest, kus on säilinud iga üleslaadimise aeg, laadija ja staatus. Kui S3 bucketis on lubatud</w:t>
+      </w:r>
+      <w:r>
+        <w:t xml:space="preserve"> </w:t>
+      </w:r>
+      <w:r>
+        <w:rPr>
+          <w:b/>
+          <w:bCs/>
+        </w:rPr>
+        <w:t xml:space="preserve">S3 versioning</w:t>
+      </w:r>
+      <w:r>
+        <w:t xml:space="preserve">, on ka varasemad faili versioonid tehniliselt olemas, kuid nende vaatamiseks/laadimiseks tuleb kasutada S3 konsooli või CLI-d.</w:t>
+      </w:r>
+    </w:p>
+    <w:bookmarkEnd w:id="178"/>
+    <w:bookmarkStart w:id="179" w:name="vormide-vaatamine-ja-ajalugu"/>
+    <w:p>
+      <w:pPr>
+        <w:pStyle w:val="Heading2"/>
+      </w:pPr>
+      <w:r>
         <w:t xml:space="preserve">Vormide vaatamine ja ajalugu</w:t>
       </w:r>
     </w:p>
@@ -16949,8 +17380,8 @@
         <w:t xml:space="preserve">Salvestatud vormidele pääseb ligi nimekirja, töölaua või otsingu kaudu.</w:t>
       </w:r>
     </w:p>
-    <w:bookmarkEnd w:id="177"/>
-    <w:bookmarkStart w:id="181" w:name="vormi-detailvaade"/>
+    <w:bookmarkEnd w:id="179"/>
+    <w:bookmarkStart w:id="183" w:name="vormi-detailvaade"/>
     <w:p>
       <w:pPr>
         <w:pStyle w:val="Heading2"/>
@@ -17064,18 +17495,18 @@
           <wp:inline>
             <wp:extent cx="5334000" cy="1204232"/>
             <wp:effectExtent b="0" l="0" r="0" t="0"/>
-            <wp:docPr descr="" title="" id="179" name="Picture"/>
+            <wp:docPr descr="" title="" id="181" name="Picture"/>
             <a:graphic>
               <a:graphicData uri="http://schemas.openxmlformats.org/drawingml/2006/picture">
                 <pic:pic>
                   <pic:nvPicPr>
-                    <pic:cNvPr descr="_mermaid_images/mermaid_8_f16714fe04.png" id="180" name="Picture"/>
+                    <pic:cNvPr descr="_mermaid_images/mermaid_8_f16714fe04.png" id="182" name="Picture"/>
                     <pic:cNvPicPr>
                       <a:picLocks noChangeArrowheads="1" noChangeAspect="1"/>
                     </pic:cNvPicPr>
                   </pic:nvPicPr>
                   <pic:blipFill>
-                    <a:blip r:embed="rId178"/>
+                    <a:blip r:embed="rId180"/>
                     <a:stretch>
                       <a:fillRect/>
                     </a:stretch>
@@ -17102,8 +17533,8 @@
         </w:drawing>
       </w:r>
     </w:p>
-    <w:bookmarkEnd w:id="181"/>
-    <w:bookmarkStart w:id="182" w:name="url-i-struktuur"/>
+    <w:bookmarkEnd w:id="183"/>
+    <w:bookmarkStart w:id="184" w:name="url-i-struktuur"/>
     <w:p>
       <w:pPr>
         <w:pStyle w:val="Heading2"/>
@@ -17242,8 +17673,8 @@
         <w:t xml:space="preserve">/control-forms/foreign-violation/12345/snapshot-67890</w:t>
       </w:r>
     </w:p>
-    <w:bookmarkEnd w:id="182"/>
-    <w:bookmarkStart w:id="183" w:name="snapshot-ajalooline-versioon"/>
+    <w:bookmarkEnd w:id="184"/>
+    <w:bookmarkStart w:id="185" w:name="snapshot-ajalooline-versioon"/>
     <w:p>
       <w:pPr>
         <w:pStyle w:val="Heading2"/>
@@ -17296,8 +17727,8 @@
         <w:t xml:space="preserve">tõendada, milline oli vormi seisund kindlal ajal</w:t>
       </w:r>
     </w:p>
-    <w:bookmarkEnd w:id="183"/>
-    <w:bookmarkStart w:id="184" w:name="muudatuste-võrdlus"/>
+    <w:bookmarkEnd w:id="185"/>
+    <w:bookmarkStart w:id="186" w:name="muudatuste-võrdlus"/>
     <w:p>
       <w:pPr>
         <w:pStyle w:val="Heading2"/>
@@ -17362,8 +17793,8 @@
         <w:t xml:space="preserve">muutja nime</w:t>
       </w:r>
     </w:p>
-    <w:bookmarkEnd w:id="184"/>
-    <w:bookmarkStart w:id="185" w:name="vormi-staatused"/>
+    <w:bookmarkEnd w:id="186"/>
+    <w:bookmarkStart w:id="187" w:name="vormi-staatused"/>
     <w:p>
       <w:pPr>
         <w:pStyle w:val="Heading2"/>
@@ -17482,8 +17913,8 @@
         </w:tc>
       </w:tr>
     </w:tbl>
-    <w:bookmarkEnd w:id="185"/>
-    <w:bookmarkStart w:id="186" w:name="planeeritud-riskihindamine"/>
+    <w:bookmarkEnd w:id="187"/>
+    <w:bookmarkStart w:id="188" w:name="planeeritud-riskihindamine"/>
     <w:p>
       <w:pPr>
         <w:pStyle w:val="Heading2"/>
@@ -17510,8 +17941,8 @@
         <w:t xml:space="preserve">Riskihindamine on arendamisel (LJVIS2-150 / 151 / 152). See peatükk kirjeldab planeeritud käitumust.</w:t>
       </w:r>
     </w:p>
-    <w:bookmarkEnd w:id="186"/>
-    <w:bookmarkStart w:id="187" w:name="mis-on-riskihindamine"/>
+    <w:bookmarkEnd w:id="188"/>
+    <w:bookmarkStart w:id="189" w:name="mis-on-riskihindamine"/>
     <w:p>
       <w:pPr>
         <w:pStyle w:val="Heading2"/>
@@ -17528,8 +17959,8 @@
         <w:t xml:space="preserve">LJVIS2 hakkab automaatselt hindama Eesti ettevõtete riskitaset kontrollaktide põhjal. Riskiskoor arvutatakse Euroopa Liidu määruse 2022/695 (veoettevõtja hea maine ja juhtide juurdepääs kutsele) alusel.</w:t>
       </w:r>
     </w:p>
-    <w:bookmarkEnd w:id="187"/>
-    <w:bookmarkStart w:id="191" w:name="arvutusvalem"/>
+    <w:bookmarkEnd w:id="189"/>
+    <w:bookmarkStart w:id="193" w:name="arvutusvalem"/>
     <w:p>
       <w:pPr>
         <w:pStyle w:val="Heading2"/>
@@ -17566,18 +17997,18 @@
           <wp:inline>
             <wp:extent cx="5334000" cy="12981271"/>
             <wp:effectExtent b="0" l="0" r="0" t="0"/>
-            <wp:docPr descr="" title="" id="189" name="Picture"/>
+            <wp:docPr descr="" title="" id="191" name="Picture"/>
             <a:graphic>
               <a:graphicData uri="http://schemas.openxmlformats.org/drawingml/2006/picture">
                 <pic:pic>
                   <pic:nvPicPr>
-                    <pic:cNvPr descr="_mermaid_images/mermaid_9_a546cce7a6.png" id="190" name="Picture"/>
+                    <pic:cNvPr descr="_mermaid_images/mermaid_9_a546cce7a6.png" id="192" name="Picture"/>
                     <pic:cNvPicPr>
                       <a:picLocks noChangeArrowheads="1" noChangeAspect="1"/>
                     </pic:cNvPicPr>
                   </pic:nvPicPr>
                   <pic:blipFill>
-                    <a:blip r:embed="rId188"/>
+                    <a:blip r:embed="rId190"/>
                     <a:stretch>
                       <a:fillRect/>
                     </a:stretch>
@@ -17604,8 +18035,8 @@
         </w:drawing>
       </w:r>
     </w:p>
-    <w:bookmarkEnd w:id="191"/>
-    <w:bookmarkStart w:id="192" w:name="tähistused"/>
+    <w:bookmarkEnd w:id="193"/>
+    <w:bookmarkStart w:id="194" w:name="tähistused"/>
     <w:p>
       <w:pPr>
         <w:pStyle w:val="Heading2"/>
@@ -17868,8 +18299,8 @@
         </w:tc>
       </w:tr>
     </w:tbl>
-    <w:bookmarkEnd w:id="192"/>
-    <w:bookmarkStart w:id="193" w:name="riskitasemed"/>
+    <w:bookmarkEnd w:id="194"/>
+    <w:bookmarkStart w:id="195" w:name="riskitasemed"/>
     <w:p>
       <w:pPr>
         <w:pStyle w:val="Heading2"/>
@@ -18137,8 +18568,8 @@
         </w:tc>
       </w:tr>
     </w:tbl>
-    <w:bookmarkEnd w:id="193"/>
-    <w:bookmarkStart w:id="196" w:name="millised-kontrollid-arvesse-lähevad"/>
+    <w:bookmarkEnd w:id="195"/>
+    <w:bookmarkStart w:id="198" w:name="millised-kontrollid-arvesse-lähevad"/>
     <w:p>
       <w:pPr>
         <w:pStyle w:val="Heading2"/>
@@ -18209,7 +18640,7 @@
         <w:t xml:space="preserve">Jõustumiskuupäev jääb kahe aasta pikkusesse ajavahemikku</w:t>
       </w:r>
     </w:p>
-    <w:bookmarkStart w:id="194" w:name="nullpunktilised-kontrollid"/>
+    <w:bookmarkStart w:id="196" w:name="nullpunktilised-kontrollid"/>
     <w:p>
       <w:pPr>
         <w:pStyle w:val="Heading3"/>
@@ -18307,8 +18738,8 @@
         <w:t xml:space="preserve">JA puuduvad EU raskusastmega rikkumised</w:t>
       </w:r>
     </w:p>
-    <w:bookmarkEnd w:id="194"/>
-    <w:bookmarkStart w:id="195" w:name="välja-jäetavad-kontrollid"/>
+    <w:bookmarkEnd w:id="196"/>
+    <w:bookmarkStart w:id="197" w:name="välja-jäetavad-kontrollid"/>
     <w:p>
       <w:pPr>
         <w:pStyle w:val="Heading3"/>
@@ -18382,9 +18813,9 @@
         <w:t xml:space="preserve">, ei lähe arvesse.</w:t>
       </w:r>
     </w:p>
-    <w:bookmarkEnd w:id="195"/>
-    <w:bookmarkEnd w:id="196"/>
-    <w:bookmarkStart w:id="200" w:name="kodaniku-vaade"/>
+    <w:bookmarkEnd w:id="197"/>
+    <w:bookmarkEnd w:id="198"/>
+    <w:bookmarkStart w:id="202" w:name="kodaniku-vaade"/>
     <w:p>
       <w:pPr>
         <w:pStyle w:val="Heading2"/>
@@ -18418,18 +18849,18 @@
           <wp:inline>
             <wp:extent cx="5334000" cy="2558142"/>
             <wp:effectExtent b="0" l="0" r="0" t="0"/>
-            <wp:docPr descr="" title="" id="198" name="Picture"/>
+            <wp:docPr descr="" title="" id="200" name="Picture"/>
             <a:graphic>
               <a:graphicData uri="http://schemas.openxmlformats.org/drawingml/2006/picture">
                 <pic:pic>
                   <pic:nvPicPr>
-                    <pic:cNvPr descr="_mermaid_images/mermaid_10_4156d43331.png" id="199" name="Picture"/>
+                    <pic:cNvPr descr="_mermaid_images/mermaid_10_4156d43331.png" id="201" name="Picture"/>
                     <pic:cNvPicPr>
                       <a:picLocks noChangeArrowheads="1" noChangeAspect="1"/>
                     </pic:cNvPicPr>
                   </pic:nvPicPr>
                   <pic:blipFill>
-                    <a:blip r:embed="rId197"/>
+                    <a:blip r:embed="rId199"/>
                     <a:stretch>
                       <a:fillRect/>
                     </a:stretch>
@@ -18456,8 +18887,8 @@
         </w:drawing>
       </w:r>
     </w:p>
-    <w:bookmarkEnd w:id="200"/>
-    <w:bookmarkStart w:id="201" w:name="administraatori-vaade"/>
+    <w:bookmarkEnd w:id="202"/>
+    <w:bookmarkStart w:id="203" w:name="administraatori-vaade"/>
     <w:p>
       <w:pPr>
         <w:pStyle w:val="Heading2"/>
@@ -18522,8 +18953,8 @@
         <w:t xml:space="preserve">avada detailvaate, kus kuvatakse skoori moodustavad kontrollid</w:t>
       </w:r>
     </w:p>
-    <w:bookmarkEnd w:id="201"/>
-    <w:bookmarkStart w:id="202" w:name="erru-integratsioon"/>
+    <w:bookmarkEnd w:id="203"/>
+    <w:bookmarkStart w:id="204" w:name="erru-integratsioon"/>
     <w:p>
       <w:pPr>
         <w:pStyle w:val="Heading2"/>
@@ -18555,8 +18986,8 @@
         <w:t xml:space="preserve">endpointi, mida CTUD päringu töötleja kutsub.</w:t>
       </w:r>
     </w:p>
-    <w:bookmarkEnd w:id="202"/>
-    <w:bookmarkStart w:id="203" w:name="auditilogi-vaatamine"/>
+    <w:bookmarkEnd w:id="204"/>
+    <w:bookmarkStart w:id="205" w:name="auditilogi-vaatamine"/>
     <w:p>
       <w:pPr>
         <w:pStyle w:val="Heading2"/>
@@ -18573,8 +19004,8 @@
         <w:t xml:space="preserve">Auditilogi kuvab süsteemis toimunud olulisi tegevusi. See on abivahend, mille abil saab jälgida, kes millal mida tegi.</w:t>
       </w:r>
     </w:p>
-    <w:bookmarkEnd w:id="203"/>
-    <w:bookmarkStart w:id="204" w:name="ligipääs"/>
+    <w:bookmarkEnd w:id="205"/>
+    <w:bookmarkStart w:id="206" w:name="ligipääs"/>
     <w:p>
       <w:pPr>
         <w:pStyle w:val="Heading2"/>
@@ -18621,8 +19052,8 @@
         <w:t xml:space="preserve">audit.read</w:t>
       </w:r>
     </w:p>
-    <w:bookmarkEnd w:id="204"/>
-    <w:bookmarkStart w:id="205" w:name="mida-logitakse"/>
+    <w:bookmarkEnd w:id="206"/>
+    <w:bookmarkStart w:id="207" w:name="mida-logitakse"/>
     <w:p>
       <w:pPr>
         <w:pStyle w:val="Heading2"/>
@@ -18699,8 +19130,8 @@
         <w:t xml:space="preserve">autentimissündmused</w:t>
       </w:r>
     </w:p>
-    <w:bookmarkEnd w:id="205"/>
-    <w:bookmarkStart w:id="206" w:name="logi-kirje-koostis"/>
+    <w:bookmarkEnd w:id="207"/>
+    <w:bookmarkStart w:id="208" w:name="logi-kirje-koostis"/>
     <w:p>
       <w:pPr>
         <w:pStyle w:val="Heading2"/>
@@ -18944,8 +19375,8 @@
         </w:tc>
       </w:tr>
     </w:tbl>
-    <w:bookmarkEnd w:id="206"/>
-    <w:bookmarkStart w:id="210" w:name="logi-otsimine"/>
+    <w:bookmarkEnd w:id="208"/>
+    <w:bookmarkStart w:id="212" w:name="logi-otsimine"/>
     <w:p>
       <w:pPr>
         <w:pStyle w:val="Heading2"/>
@@ -19031,18 +19462,18 @@
           <wp:inline>
             <wp:extent cx="5334000" cy="3645059"/>
             <wp:effectExtent b="0" l="0" r="0" t="0"/>
-            <wp:docPr descr="" title="" id="208" name="Picture"/>
+            <wp:docPr descr="" title="" id="210" name="Picture"/>
             <a:graphic>
               <a:graphicData uri="http://schemas.openxmlformats.org/drawingml/2006/picture">
                 <pic:pic>
                   <pic:nvPicPr>
-                    <pic:cNvPr descr="_mermaid_images/mermaid_11_f32d616205.png" id="209" name="Picture"/>
+                    <pic:cNvPr descr="_mermaid_images/mermaid_11_f32d616205.png" id="211" name="Picture"/>
                     <pic:cNvPicPr>
                       <a:picLocks noChangeArrowheads="1" noChangeAspect="1"/>
                     </pic:cNvPicPr>
                   </pic:nvPicPr>
                   <pic:blipFill>
-                    <a:blip r:embed="rId207"/>
+                    <a:blip r:embed="rId209"/>
                     <a:stretch>
                       <a:fillRect/>
                     </a:stretch>
@@ -19069,8 +19500,8 @@
         </w:drawing>
       </w:r>
     </w:p>
-    <w:bookmarkEnd w:id="210"/>
-    <w:bookmarkStart w:id="211" w:name="räsiahela-kontroll"/>
+    <w:bookmarkEnd w:id="212"/>
+    <w:bookmarkStart w:id="213" w:name="räsiahela-kontroll"/>
     <w:p>
       <w:pPr>
         <w:pStyle w:val="Heading2"/>
@@ -19087,8 +19518,8 @@
         <w:t xml:space="preserve">Auditilogi on varustatud räsiahelaga, mis tagab, et ükski kirje ei oleks vaikimisi muudetud. Räsiahela kontrolli saab teha eraldi funktsiooniga, kui seda on õigus kasutada.</w:t>
       </w:r>
     </w:p>
-    <w:bookmarkEnd w:id="211"/>
-    <w:bookmarkStart w:id="212" w:name="näited-sündmustest"/>
+    <w:bookmarkEnd w:id="213"/>
+    <w:bookmarkStart w:id="214" w:name="näited-sündmustest"/>
     <w:p>
       <w:pPr>
         <w:pStyle w:val="Heading2"/>
@@ -19297,8 +19728,8 @@
         </w:tc>
       </w:tr>
     </w:tbl>
-    <w:bookmarkEnd w:id="212"/>
-    <w:bookmarkEnd w:id="213"/>
+    <w:bookmarkEnd w:id="214"/>
+    <w:bookmarkEnd w:id="215"/>
     <w:sectPr>
       <w:footnotePr>
         <w:numRestart w:val="eachSect"/>

--- a/docs/user-guide.docx
+++ b/docs/user-guide.docx
@@ -404,7 +404,7 @@
         </w:numPr>
       </w:pPr>
       <w:r>
-        <w:t xml:space="preserve">Pärase edukat autentimist suunatakse Teid tagasi LJVIS2 töölauale.</w:t>
+        <w:t xml:space="preserve">Pärast edukat autentimist suunatakse Teid tagasi LJVIS2 töölauale.</w:t>
       </w:r>
     </w:p>
     <w:p>
@@ -17056,7 +17056,7 @@
         <w:pStyle w:val="BodyText"/>
       </w:pPr>
       <w:r>
-        <w:t xml:space="preserve">Lisaks võib serveri seadistuses (</w:t>
+        <w:t xml:space="preserve">Serveri seadistus (</w:t>
       </w:r>
       <w:r>
         <w:rPr>
@@ -17065,7 +17065,7 @@
         <w:t xml:space="preserve">S3_ALLOWED_MIME_TYPES</w:t>
       </w:r>
       <w:r>
-        <w:t xml:space="preserve">) lubada ka</w:t>
+        <w:t xml:space="preserve">) võib lubada ka</w:t>
       </w:r>
       <w:r>
         <w:t xml:space="preserve"> </w:t>
@@ -17107,7 +17107,7 @@
         <w:t xml:space="preserve"> </w:t>
       </w:r>
       <w:r>
-        <w:t xml:space="preserve">faile, kuid frontend hetkel piirab valikut eelkõige PDF ja pildifailidega.</w:t>
+        <w:t xml:space="preserve">faile, kuid kasutajaliides lubab praegu valida peamiselt PDF- ja pildifaile.</w:t>
       </w:r>
     </w:p>
     <w:bookmarkEnd w:id="173"/>
@@ -17152,7 +17152,7 @@
           <w:b/>
           <w:bCs/>
         </w:rPr>
-        <w:t xml:space="preserve">Maksimaalne failisuurus S3 proxy konfiguratsioonis</w:t>
+        <w:t xml:space="preserve">Maksimaalne failisuurus S3-puhverserveri seadistuses</w:t>
       </w:r>
       <w:r>
         <w:t xml:space="preserve">: 20 MB (vaikeväärtus)</w:t>
@@ -17313,7 +17313,7 @@
         <w:pStyle w:val="FirstParagraph"/>
       </w:pPr>
       <w:r>
-        <w:t xml:space="preserve">Vormi vaates saab igat aktiivset manust alla laadida. Klõpsake faili nime. Süsteem küsib S3 proxy-lt ajutise allalaadimise lingi (presigned URL) ja avab selle uues vahekaardis.</w:t>
+        <w:t xml:space="preserve">Vormi vaates saab igat aktiivset manust alla laadida. Klõpsake faili nime. Süsteem küsib S3-puhverserverilt ajutise allalaadimislingi ja avab selle uues vahekaardis.</w:t>
       </w:r>
     </w:p>
     <w:bookmarkEnd w:id="177"/>
@@ -17346,7 +17346,7 @@
         <w:t xml:space="preserve"> </w:t>
       </w:r>
       <w:r>
-        <w:t xml:space="preserve">tabeli kirjetest, kus on säilinud iga üleslaadimise aeg, laadija ja staatus. Kui S3 bucketis on lubatud</w:t>
+        <w:t xml:space="preserve">tabeli kirjetest, kus on säilinud iga üleslaadimise aeg, laadija ja staatus. Kui S3-hoidlas on lubatud</w:t>
       </w:r>
       <w:r>
         <w:t xml:space="preserve"> </w:t>
@@ -17356,7 +17356,7 @@
           <w:b/>
           <w:bCs/>
         </w:rPr>
-        <w:t xml:space="preserve">S3 versioning</w:t>
+        <w:t xml:space="preserve">S3 versioonihaldus</w:t>
       </w:r>
       <w:r>
         <w:t xml:space="preserve">, on ka varasemad faili versioonid tehniliselt olemas, kuid nende vaatamiseks/laadimiseks tuleb kasutada S3 konsooli või CLI-d.</w:t>
